--- a/Formatos_Cruce/Informacion visita (1).docx
+++ b/Formatos_Cruce/Informacion visita (1).docx
@@ -13,6 +13,8 @@
           <w:lang w:val="es-CO" w:eastAsia="en-US"/>
         </w:rPr>
       </w:pPr>
+      <w:bookmarkStart w:id="0" w:name="_GoBack"/>
+      <w:bookmarkEnd w:id="0"/>
       <w:r>
         <w:rPr>
           <w:rFonts w:ascii="Arial" w:eastAsia="Calibri" w:hAnsi="Arial" w:cs="Arial"/>
@@ -128,7 +130,7 @@
           <w:lang w:val="es-CO" w:eastAsia="en-US"/>
         </w:rPr>
       </w:pPr>
-      <w:bookmarkStart w:id="0" w:name="_Hlk224806971"/>
+      <w:bookmarkStart w:id="1" w:name="_Hlk224806971"/>
       <w:r>
         <w:rPr>
           <w:rFonts w:ascii="Arial" w:eastAsia="Calibri" w:hAnsi="Arial" w:cs="Arial"/>
@@ -153,7 +155,7 @@
         <w:t>}}</w:t>
       </w:r>
     </w:p>
-    <w:bookmarkEnd w:id="0"/>
+    <w:bookmarkEnd w:id="1"/>
     <w:p>
       <w:pPr>
         <w:rPr>
@@ -183,7 +185,7 @@
         </w:rPr>
         <w:t xml:space="preserve">Teléfono: </w:t>
       </w:r>
-      <w:bookmarkStart w:id="1" w:name="_Hlk224807382"/>
+      <w:bookmarkStart w:id="2" w:name="_Hlk224807382"/>
       <w:r>
         <w:rPr>
           <w:rFonts w:ascii="Arial" w:eastAsia="Calibri" w:hAnsi="Arial" w:cs="Arial"/>
@@ -207,7 +209,7 @@
         </w:rPr>
         <w:t>}}</w:t>
       </w:r>
-      <w:bookmarkEnd w:id="1"/>
+      <w:bookmarkEnd w:id="2"/>
     </w:p>
     <w:p>
       <w:pPr>
@@ -292,7 +294,7 @@
           <w:noProof/>
           <w:lang w:val="es-CO" w:eastAsia="en-US"/>
         </w:rPr>
-        <w:t>ENTRADA</w:t>
+        <w:t>entrada</w:t>
       </w:r>
       <w:r>
         <w:rPr>
@@ -357,23 +359,7 @@
           <w:noProof/>
           <w:lang w:val="es-CO" w:eastAsia="en-US"/>
         </w:rPr>
-        <w:t>{{</w:t>
-      </w:r>
-      <w:r>
-        <w:rPr>
-          <w:rFonts w:ascii="Arial" w:eastAsia="Calibri" w:hAnsi="Arial" w:cs="Arial"/>
-          <w:noProof/>
-          <w:lang w:val="es-CO" w:eastAsia="en-US"/>
-        </w:rPr>
-        <w:t>fecha_de_radicado</w:t>
-      </w:r>
-      <w:r>
-        <w:rPr>
-          <w:rFonts w:ascii="Arial" w:eastAsia="Calibri" w:hAnsi="Arial" w:cs="Arial"/>
-          <w:noProof/>
-          <w:lang w:val="es-CO" w:eastAsia="en-US"/>
-        </w:rPr>
-        <w:t>}}</w:t>
+        <w:t>{{fecha_de_radicado}}</w:t>
       </w:r>
       <w:r>
         <w:rPr>
@@ -619,7 +605,6 @@
         </w:rPr>
         <w:t>{{</w:t>
       </w:r>
-      <w:proofErr w:type="spellStart"/>
       <w:r>
         <w:rPr>
           <w:rFonts w:ascii="Arial" w:eastAsia="Calibri" w:hAnsi="Arial" w:cs="Arial"/>
@@ -630,7 +615,6 @@
         </w:rPr>
         <w:t>cuenta_interna</w:t>
       </w:r>
-      <w:proofErr w:type="spellEnd"/>
       <w:r>
         <w:rPr>
           <w:rFonts w:ascii="Arial" w:eastAsia="Calibri" w:hAnsi="Arial" w:cs="Arial"/>
@@ -680,7 +664,7 @@
       <w:r>
         <w:t xml:space="preserve"> </w:t>
       </w:r>
-      <w:bookmarkStart w:id="2" w:name="_Hlk224807370"/>
+      <w:bookmarkStart w:id="3" w:name="_Hlk224807370"/>
       <w:r>
         <w:rPr>
           <w:rFonts w:ascii="Arial" w:eastAsia="Calibri" w:hAnsi="Arial" w:cs="Arial"/>
@@ -704,7 +688,7 @@
         </w:rPr>
         <w:t>}}</w:t>
       </w:r>
-      <w:bookmarkEnd w:id="2"/>
+      <w:bookmarkEnd w:id="3"/>
       <w:r>
         <w:rPr>
           <w:rFonts w:ascii="Arial" w:eastAsia="Calibri" w:hAnsi="Arial" w:cs="Arial"/>
@@ -737,7 +721,6 @@
         </w:rPr>
         <w:t xml:space="preserve">En nombre de la Empresa reciba un cordial saludo, con el ánimo de brindarle un mejor servicio queremos informarle con relación a la solicitud presentada el día </w:t>
       </w:r>
-      <w:bookmarkStart w:id="3" w:name="_Hlk224806325"/>
       <w:r>
         <w:rPr>
           <w:rFonts w:ascii="Arial" w:hAnsi="Arial" w:cs="Arial"/>
@@ -758,7 +741,6 @@
         </w:rPr>
         <w:t>}}</w:t>
       </w:r>
-      <w:bookmarkEnd w:id="3"/>
       <w:r>
         <w:rPr>
           <w:rFonts w:ascii="Arial" w:hAnsi="Arial" w:cs="Arial"/>
@@ -1264,6 +1246,7 @@
           <w:b/>
           <w:lang w:val="es-ES"/>
         </w:rPr>
+        <w:lastRenderedPageBreak/>
         <w:t>RESUELVE</w:t>
       </w:r>
     </w:p>
@@ -1401,7 +1384,6 @@
           <w:b/>
           <w:bCs/>
         </w:rPr>
-        <w:lastRenderedPageBreak/>
         <w:t>RESOLVER</w:t>
       </w:r>
       <w:r>
@@ -1589,48 +1571,46 @@
           <w:rFonts w:ascii="Arial" w:hAnsi="Arial" w:cs="Arial"/>
         </w:rPr>
       </w:pPr>
-      <w:bookmarkStart w:id="7" w:name="_GoBack"/>
+      <w:r>
+        <w:rPr>
+          <w:rFonts w:ascii="Arial" w:eastAsia="Calibri" w:hAnsi="Arial" w:cs="Arial"/>
+          <w:b/>
+          <w:lang w:val="es-CO" w:eastAsia="en-US"/>
+        </w:rPr>
+        <w:t xml:space="preserve">NOTIFICAR </w:t>
+      </w:r>
+      <w:r>
+        <w:rPr>
+          <w:rFonts w:ascii="Arial" w:eastAsia="Calibri" w:hAnsi="Arial" w:cs="Arial"/>
+          <w:lang w:val="es-CO" w:eastAsia="en-US"/>
+        </w:rPr>
+        <w:t xml:space="preserve">el contenido del presente Acto Administrativo, de acuerdo con los lineamientos legales establecidos en los artículos 56 y 57 del Código de Procedimiento Administrativo y de lo Contencioso Administrativo, enviando para tal efecto copia del presente acto administrativo al peticionario </w:t>
+      </w:r>
+      <w:bookmarkStart w:id="7" w:name="_Hlk224806918"/>
+      <w:r>
+        <w:rPr>
+          <w:rFonts w:ascii="Arial" w:eastAsia="Calibri" w:hAnsi="Arial" w:cs="Arial"/>
+          <w:lang w:val="es-CO" w:eastAsia="en-US"/>
+        </w:rPr>
+        <w:t>{{</w:t>
+      </w:r>
+      <w:proofErr w:type="spellStart"/>
+      <w:r>
+        <w:rPr>
+          <w:rFonts w:ascii="Arial" w:eastAsia="Calibri" w:hAnsi="Arial" w:cs="Arial"/>
+          <w:lang w:val="es-CO" w:eastAsia="en-US"/>
+        </w:rPr>
+        <w:t>nombre_radicado</w:t>
+      </w:r>
+      <w:proofErr w:type="spellEnd"/>
+      <w:r>
+        <w:rPr>
+          <w:rFonts w:ascii="Arial" w:eastAsia="Calibri" w:hAnsi="Arial" w:cs="Arial"/>
+          <w:lang w:val="es-CO" w:eastAsia="en-US"/>
+        </w:rPr>
+        <w:t>}}</w:t>
+      </w:r>
       <w:bookmarkEnd w:id="7"/>
-      <w:r>
-        <w:rPr>
-          <w:rFonts w:ascii="Arial" w:eastAsia="Calibri" w:hAnsi="Arial" w:cs="Arial"/>
-          <w:b/>
-          <w:lang w:val="es-CO" w:eastAsia="en-US"/>
-        </w:rPr>
-        <w:t xml:space="preserve">NOTIFICAR </w:t>
-      </w:r>
-      <w:r>
-        <w:rPr>
-          <w:rFonts w:ascii="Arial" w:eastAsia="Calibri" w:hAnsi="Arial" w:cs="Arial"/>
-          <w:lang w:val="es-CO" w:eastAsia="en-US"/>
-        </w:rPr>
-        <w:t xml:space="preserve">el contenido del presente Acto Administrativo, de acuerdo con los lineamientos legales establecidos en los artículos 56 y 57 del Código de Procedimiento Administrativo y de lo Contencioso Administrativo, enviando para tal efecto copia del presente acto administrativo al peticionario </w:t>
-      </w:r>
-      <w:bookmarkStart w:id="8" w:name="_Hlk224806918"/>
-      <w:r>
-        <w:rPr>
-          <w:rFonts w:ascii="Arial" w:eastAsia="Calibri" w:hAnsi="Arial" w:cs="Arial"/>
-          <w:lang w:val="es-CO" w:eastAsia="en-US"/>
-        </w:rPr>
-        <w:t>{{</w:t>
-      </w:r>
-      <w:proofErr w:type="spellStart"/>
-      <w:r>
-        <w:rPr>
-          <w:rFonts w:ascii="Arial" w:eastAsia="Calibri" w:hAnsi="Arial" w:cs="Arial"/>
-          <w:lang w:val="es-CO" w:eastAsia="en-US"/>
-        </w:rPr>
-        <w:t>nombre_radicado</w:t>
-      </w:r>
-      <w:proofErr w:type="spellEnd"/>
-      <w:r>
-        <w:rPr>
-          <w:rFonts w:ascii="Arial" w:eastAsia="Calibri" w:hAnsi="Arial" w:cs="Arial"/>
-          <w:lang w:val="es-CO" w:eastAsia="en-US"/>
-        </w:rPr>
-        <w:t>}}</w:t>
-      </w:r>
-      <w:bookmarkEnd w:id="8"/>
       <w:r>
         <w:rPr>
           <w:rFonts w:ascii="Arial" w:eastAsia="Calibri" w:hAnsi="Arial" w:cs="Arial"/>
@@ -1752,7 +1732,7 @@
       <w:r>
         <w:t xml:space="preserve"> </w:t>
       </w:r>
-      <w:bookmarkStart w:id="9" w:name="_Hlk224806951"/>
+      <w:bookmarkStart w:id="8" w:name="_Hlk224806951"/>
       <w:r>
         <w:rPr>
           <w:rFonts w:ascii="Arial" w:eastAsia="Calibri" w:hAnsi="Arial" w:cs="Arial"/>
@@ -1782,7 +1762,7 @@
         </w:rPr>
         <w:t>}}</w:t>
       </w:r>
-      <w:bookmarkEnd w:id="9"/>
+      <w:bookmarkEnd w:id="8"/>
       <w:r>
         <w:rPr>
           <w:rFonts w:ascii="Arial" w:eastAsia="Calibri" w:hAnsi="Arial" w:cs="Arial"/>
@@ -2050,8 +2030,12 @@
       </w:r>
     </w:p>
     <w:sectPr>
-      <w:headerReference w:type="default" r:id="rId9"/>
-      <w:footerReference w:type="default" r:id="rId10"/>
+      <w:headerReference w:type="even" r:id="rId9"/>
+      <w:headerReference w:type="default" r:id="rId10"/>
+      <w:footerReference w:type="even" r:id="rId11"/>
+      <w:footerReference w:type="default" r:id="rId12"/>
+      <w:headerReference w:type="first" r:id="rId13"/>
+      <w:footerReference w:type="first" r:id="rId14"/>
       <w:pgSz w:w="12240" w:h="15840" w:code="1"/>
       <w:pgMar w:top="1985" w:right="1134" w:bottom="1134" w:left="1560" w:header="567" w:footer="227" w:gutter="0"/>
       <w:cols w:space="720"/>
@@ -2081,6 +2065,16 @@
 </file>
 
 <file path=word/footer1.xml><?xml version="1.0" encoding="utf-8"?>
+<w:ftr xmlns:wpc="http://schemas.microsoft.com/office/word/2010/wordprocessingCanvas" xmlns:cx="http://schemas.microsoft.com/office/drawing/2014/chartex" xmlns:cx1="http://schemas.microsoft.com/office/drawing/2015/9/8/chartex" xmlns:cx2="http://schemas.microsoft.com/office/drawing/2015/10/21/chartex" xmlns:cx3="http://schemas.microsoft.com/office/drawing/2016/5/9/chartex" xmlns:cx4="http://schemas.microsoft.com/office/drawing/2016/5/10/chartex" xmlns:cx5="http://schemas.microsoft.com/office/drawing/2016/5/11/chartex" xmlns:cx6="http://schemas.microsoft.com/office/drawing/2016/5/12/chartex" xmlns:cx7="http://schemas.microsoft.com/office/drawing/2016/5/13/chartex" xmlns:cx8="http://schemas.microsoft.com/office/drawing/2016/5/14/chartex" xmlns:mc="http://schemas.openxmlformats.org/markup-compatibility/2006" xmlns:aink="http://schemas.microsoft.com/office/drawing/2016/ink" xmlns:am3d="http://schemas.microsoft.com/office/drawing/2017/model3d" xmlns:o="urn:schemas-microsoft-com:office:office" xmlns:r="http://schemas.openxmlformats.org/officeDocument/2006/relationships" xmlns:m="http://schemas.openxmlformats.org/officeDocument/2006/math" xmlns:v="urn:schemas-microsoft-com:vml" xmlns:wp14="http://schemas.microsoft.com/office/word/2010/wordprocessingDrawing" xmlns:wp="http://schemas.openxmlformats.org/drawingml/2006/wordprocessingDrawing" xmlns:w10="urn:schemas-microsoft-com:office:word" xmlns:w="http://schemas.openxmlformats.org/wordprocessingml/2006/main" xmlns:w14="http://schemas.microsoft.com/office/word/2010/wordml" xmlns:w15="http://schemas.microsoft.com/office/word/2012/wordml" xmlns:w16cid="http://schemas.microsoft.com/office/word/2016/wordml/cid" xmlns:w16se="http://schemas.microsoft.com/office/word/2015/wordml/symex" xmlns:wpg="http://schemas.microsoft.com/office/word/2010/wordprocessingGroup" xmlns:wpi="http://schemas.microsoft.com/office/word/2010/wordprocessingInk" xmlns:wne="http://schemas.microsoft.com/office/word/2006/wordml" xmlns:wps="http://schemas.microsoft.com/office/word/2010/wordprocessingShape" mc:Ignorable="w14 w15 w16se w16cid wp14">
+  <w:p>
+    <w:pPr>
+      <w:pStyle w:val="Piedepgina"/>
+    </w:pPr>
+  </w:p>
+</w:ftr>
+</file>
+
+<file path=word/footer2.xml><?xml version="1.0" encoding="utf-8"?>
 <w:ftr xmlns:wpc="http://schemas.microsoft.com/office/word/2010/wordprocessingCanvas" xmlns:cx="http://schemas.microsoft.com/office/drawing/2014/chartex" xmlns:cx1="http://schemas.microsoft.com/office/drawing/2015/9/8/chartex" xmlns:cx2="http://schemas.microsoft.com/office/drawing/2015/10/21/chartex" xmlns:cx3="http://schemas.microsoft.com/office/drawing/2016/5/9/chartex" xmlns:cx4="http://schemas.microsoft.com/office/drawing/2016/5/10/chartex" xmlns:cx5="http://schemas.microsoft.com/office/drawing/2016/5/11/chartex" xmlns:cx6="http://schemas.microsoft.com/office/drawing/2016/5/12/chartex" xmlns:cx7="http://schemas.microsoft.com/office/drawing/2016/5/13/chartex" xmlns:cx8="http://schemas.microsoft.com/office/drawing/2016/5/14/chartex" xmlns:mc="http://schemas.openxmlformats.org/markup-compatibility/2006" xmlns:aink="http://schemas.microsoft.com/office/drawing/2016/ink" xmlns:am3d="http://schemas.microsoft.com/office/drawing/2017/model3d" xmlns:o="urn:schemas-microsoft-com:office:office" xmlns:r="http://schemas.openxmlformats.org/officeDocument/2006/relationships" xmlns:m="http://schemas.openxmlformats.org/officeDocument/2006/math" xmlns:v="urn:schemas-microsoft-com:vml" xmlns:wp14="http://schemas.microsoft.com/office/word/2010/wordprocessingDrawing" xmlns:wp="http://schemas.openxmlformats.org/drawingml/2006/wordprocessingDrawing" xmlns:w10="urn:schemas-microsoft-com:office:word" xmlns:w="http://schemas.openxmlformats.org/wordprocessingml/2006/main" xmlns:w14="http://schemas.microsoft.com/office/word/2010/wordml" xmlns:w15="http://schemas.microsoft.com/office/word/2012/wordml" xmlns:w16cid="http://schemas.microsoft.com/office/word/2016/wordml/cid" xmlns:w16se="http://schemas.microsoft.com/office/word/2015/wordml/symex" xmlns:wpg="http://schemas.microsoft.com/office/word/2010/wordprocessingGroup" xmlns:wpi="http://schemas.microsoft.com/office/word/2010/wordprocessingInk" xmlns:wne="http://schemas.microsoft.com/office/word/2006/wordml" xmlns:wps="http://schemas.microsoft.com/office/word/2010/wordprocessingShape" mc:Ignorable="w14 w15 w16se w16cid wp14">
   <w:p>
     <w:pPr>
@@ -2236,16 +2230,16 @@
       <w:rPr>
         <w:rFonts w:ascii="Arial" w:hAnsi="Arial" w:cs="Arial"/>
         <w:noProof/>
-        <w:color w:val="808080" w:themeColor="background1" w:themeShade="80"/>
+        <w:color w:val="808080"/>
         <w:sz w:val="12"/>
         <w:szCs w:val="12"/>
         <w:lang w:val="es-ES"/>
       </w:rPr>
       <w:drawing>
-        <wp:inline distT="0" distB="0" distL="0" distR="0" wp14:anchorId="6CBCDBB5" wp14:editId="24FC559F">
-          <wp:extent cx="6061710" cy="650875"/>
-          <wp:effectExtent l="0" t="0" r="0" b="0"/>
-          <wp:docPr id="834570070" name="Imagen 2"/>
+        <wp:inline distT="0" distB="0" distL="0" distR="0" wp14:anchorId="092B087A" wp14:editId="7CE537BC">
+          <wp:extent cx="6061710" cy="735330"/>
+          <wp:effectExtent l="0" t="0" r="0" b="7620"/>
+          <wp:docPr id="300512885" name="Imagen 10"/>
           <wp:cNvGraphicFramePr>
             <a:graphicFrameLocks xmlns:a="http://schemas.openxmlformats.org/drawingml/2006/main" noChangeAspect="1"/>
           </wp:cNvGraphicFramePr>
@@ -2253,7 +2247,7 @@
             <a:graphicData uri="http://schemas.openxmlformats.org/drawingml/2006/picture">
               <pic:pic xmlns:pic="http://schemas.openxmlformats.org/drawingml/2006/picture">
                 <pic:nvPicPr>
-                  <pic:cNvPr id="834570070" name="Imagen 834570070"/>
+                  <pic:cNvPr id="300512885" name="Imagen 300512885"/>
                   <pic:cNvPicPr/>
                 </pic:nvPicPr>
                 <pic:blipFill>
@@ -2271,7 +2265,7 @@
                 <pic:spPr>
                   <a:xfrm>
                     <a:off x="0" y="0"/>
-                    <a:ext cx="6061710" cy="650875"/>
+                    <a:ext cx="6061710" cy="735330"/>
                   </a:xfrm>
                   <a:prstGeom prst="rect">
                     <a:avLst/>
@@ -2425,6 +2419,16 @@
 </w:ftr>
 </file>
 
+<file path=word/footer3.xml><?xml version="1.0" encoding="utf-8"?>
+<w:ftr xmlns:wpc="http://schemas.microsoft.com/office/word/2010/wordprocessingCanvas" xmlns:cx="http://schemas.microsoft.com/office/drawing/2014/chartex" xmlns:cx1="http://schemas.microsoft.com/office/drawing/2015/9/8/chartex" xmlns:cx2="http://schemas.microsoft.com/office/drawing/2015/10/21/chartex" xmlns:cx3="http://schemas.microsoft.com/office/drawing/2016/5/9/chartex" xmlns:cx4="http://schemas.microsoft.com/office/drawing/2016/5/10/chartex" xmlns:cx5="http://schemas.microsoft.com/office/drawing/2016/5/11/chartex" xmlns:cx6="http://schemas.microsoft.com/office/drawing/2016/5/12/chartex" xmlns:cx7="http://schemas.microsoft.com/office/drawing/2016/5/13/chartex" xmlns:cx8="http://schemas.microsoft.com/office/drawing/2016/5/14/chartex" xmlns:mc="http://schemas.openxmlformats.org/markup-compatibility/2006" xmlns:aink="http://schemas.microsoft.com/office/drawing/2016/ink" xmlns:am3d="http://schemas.microsoft.com/office/drawing/2017/model3d" xmlns:o="urn:schemas-microsoft-com:office:office" xmlns:r="http://schemas.openxmlformats.org/officeDocument/2006/relationships" xmlns:m="http://schemas.openxmlformats.org/officeDocument/2006/math" xmlns:v="urn:schemas-microsoft-com:vml" xmlns:wp14="http://schemas.microsoft.com/office/word/2010/wordprocessingDrawing" xmlns:wp="http://schemas.openxmlformats.org/drawingml/2006/wordprocessingDrawing" xmlns:w10="urn:schemas-microsoft-com:office:word" xmlns:w="http://schemas.openxmlformats.org/wordprocessingml/2006/main" xmlns:w14="http://schemas.microsoft.com/office/word/2010/wordml" xmlns:w15="http://schemas.microsoft.com/office/word/2012/wordml" xmlns:w16cid="http://schemas.microsoft.com/office/word/2016/wordml/cid" xmlns:w16se="http://schemas.microsoft.com/office/word/2015/wordml/symex" xmlns:wpg="http://schemas.microsoft.com/office/word/2010/wordprocessingGroup" xmlns:wpi="http://schemas.microsoft.com/office/word/2010/wordprocessingInk" xmlns:wne="http://schemas.microsoft.com/office/word/2006/wordml" xmlns:wps="http://schemas.microsoft.com/office/word/2010/wordprocessingShape" mc:Ignorable="w14 w15 w16se w16cid wp14">
+  <w:p>
+    <w:pPr>
+      <w:pStyle w:val="Piedepgina"/>
+    </w:pPr>
+  </w:p>
+</w:ftr>
+</file>
+
 <file path=word/footnotes.xml><?xml version="1.0" encoding="utf-8"?>
 <w:footnotes xmlns:wpc="http://schemas.microsoft.com/office/word/2010/wordprocessingCanvas" xmlns:cx="http://schemas.microsoft.com/office/drawing/2014/chartex" xmlns:cx1="http://schemas.microsoft.com/office/drawing/2015/9/8/chartex" xmlns:cx2="http://schemas.microsoft.com/office/drawing/2015/10/21/chartex" xmlns:cx3="http://schemas.microsoft.com/office/drawing/2016/5/9/chartex" xmlns:cx4="http://schemas.microsoft.com/office/drawing/2016/5/10/chartex" xmlns:cx5="http://schemas.microsoft.com/office/drawing/2016/5/11/chartex" xmlns:cx6="http://schemas.microsoft.com/office/drawing/2016/5/12/chartex" xmlns:cx7="http://schemas.microsoft.com/office/drawing/2016/5/13/chartex" xmlns:cx8="http://schemas.microsoft.com/office/drawing/2016/5/14/chartex" xmlns:mc="http://schemas.openxmlformats.org/markup-compatibility/2006" xmlns:aink="http://schemas.microsoft.com/office/drawing/2016/ink" xmlns:am3d="http://schemas.microsoft.com/office/drawing/2017/model3d" xmlns:o="urn:schemas-microsoft-com:office:office" xmlns:r="http://schemas.openxmlformats.org/officeDocument/2006/relationships" xmlns:m="http://schemas.openxmlformats.org/officeDocument/2006/math" xmlns:v="urn:schemas-microsoft-com:vml" xmlns:wp14="http://schemas.microsoft.com/office/word/2010/wordprocessingDrawing" xmlns:wp="http://schemas.openxmlformats.org/drawingml/2006/wordprocessingDrawing" xmlns:w10="urn:schemas-microsoft-com:office:word" xmlns:w="http://schemas.openxmlformats.org/wordprocessingml/2006/main" xmlns:w14="http://schemas.microsoft.com/office/word/2010/wordml" xmlns:w15="http://schemas.microsoft.com/office/word/2012/wordml" xmlns:w16cid="http://schemas.microsoft.com/office/word/2016/wordml/cid" xmlns:w16se="http://schemas.microsoft.com/office/word/2015/wordml/symex" xmlns:wpg="http://schemas.microsoft.com/office/word/2010/wordprocessingGroup" xmlns:wpi="http://schemas.microsoft.com/office/word/2010/wordprocessingInk" xmlns:wne="http://schemas.microsoft.com/office/word/2006/wordml" xmlns:wps="http://schemas.microsoft.com/office/word/2010/wordprocessingShape" mc:Ignorable="w14 w15 w16se w16cid wp14">
   <w:footnote w:type="separator" w:id="-1">
@@ -2449,6 +2453,16 @@
   <w:p>
     <w:pPr>
       <w:pStyle w:val="Encabezado"/>
+    </w:pPr>
+  </w:p>
+</w:hdr>
+</file>
+
+<file path=word/header2.xml><?xml version="1.0" encoding="utf-8"?>
+<w:hdr xmlns:wpc="http://schemas.microsoft.com/office/word/2010/wordprocessingCanvas" xmlns:cx="http://schemas.microsoft.com/office/drawing/2014/chartex" xmlns:cx1="http://schemas.microsoft.com/office/drawing/2015/9/8/chartex" xmlns:cx2="http://schemas.microsoft.com/office/drawing/2015/10/21/chartex" xmlns:cx3="http://schemas.microsoft.com/office/drawing/2016/5/9/chartex" xmlns:cx4="http://schemas.microsoft.com/office/drawing/2016/5/10/chartex" xmlns:cx5="http://schemas.microsoft.com/office/drawing/2016/5/11/chartex" xmlns:cx6="http://schemas.microsoft.com/office/drawing/2016/5/12/chartex" xmlns:cx7="http://schemas.microsoft.com/office/drawing/2016/5/13/chartex" xmlns:cx8="http://schemas.microsoft.com/office/drawing/2016/5/14/chartex" xmlns:mc="http://schemas.openxmlformats.org/markup-compatibility/2006" xmlns:aink="http://schemas.microsoft.com/office/drawing/2016/ink" xmlns:am3d="http://schemas.microsoft.com/office/drawing/2017/model3d" xmlns:o="urn:schemas-microsoft-com:office:office" xmlns:r="http://schemas.openxmlformats.org/officeDocument/2006/relationships" xmlns:m="http://schemas.openxmlformats.org/officeDocument/2006/math" xmlns:v="urn:schemas-microsoft-com:vml" xmlns:wp14="http://schemas.microsoft.com/office/word/2010/wordprocessingDrawing" xmlns:wp="http://schemas.openxmlformats.org/drawingml/2006/wordprocessingDrawing" xmlns:w10="urn:schemas-microsoft-com:office:word" xmlns:w="http://schemas.openxmlformats.org/wordprocessingml/2006/main" xmlns:w14="http://schemas.microsoft.com/office/word/2010/wordml" xmlns:w15="http://schemas.microsoft.com/office/word/2012/wordml" xmlns:w16cid="http://schemas.microsoft.com/office/word/2016/wordml/cid" xmlns:w16se="http://schemas.microsoft.com/office/word/2015/wordml/symex" xmlns:wpg="http://schemas.microsoft.com/office/word/2010/wordprocessingGroup" xmlns:wpi="http://schemas.microsoft.com/office/word/2010/wordprocessingInk" xmlns:wne="http://schemas.microsoft.com/office/word/2006/wordml" xmlns:wps="http://schemas.microsoft.com/office/word/2010/wordprocessingShape" mc:Ignorable="w14 w15 w16se w16cid wp14">
+  <w:p>
+    <w:pPr>
+      <w:pStyle w:val="Encabezado"/>
       <w:tabs>
         <w:tab w:val="center" w:pos="4773"/>
         <w:tab w:val="left" w:pos="8844"/>
@@ -2459,7 +2473,7 @@
         <w:lang w:val="es-ES"/>
       </w:rPr>
     </w:pPr>
-    <w:bookmarkStart w:id="10" w:name="_Hlk210655897"/>
+    <w:bookmarkStart w:id="9" w:name="_Hlk210655897"/>
     <w:r>
       <w:rPr>
         <w:rFonts w:ascii="Arial" w:hAnsi="Arial"/>
@@ -2467,18 +2481,10 @@
         <w:lang w:val="es-ES"/>
       </w:rPr>
       <w:drawing>
-        <wp:anchor distT="0" distB="0" distL="114300" distR="114300" simplePos="0" relativeHeight="251662336" behindDoc="0" locked="0" layoutInCell="1" allowOverlap="1" wp14:anchorId="2ED9AFBF" wp14:editId="0013FA2B">
-          <wp:simplePos x="0" y="0"/>
-          <wp:positionH relativeFrom="margin">
-            <wp:align>right</wp:align>
-          </wp:positionH>
-          <wp:positionV relativeFrom="paragraph">
-            <wp:posOffset>11430</wp:posOffset>
-          </wp:positionV>
-          <wp:extent cx="1398905" cy="1125855"/>
-          <wp:effectExtent l="0" t="0" r="0" b="0"/>
-          <wp:wrapSquare wrapText="bothSides"/>
-          <wp:docPr id="402592309" name="Imagen 3"/>
+        <wp:inline distT="0" distB="0" distL="0" distR="0" wp14:anchorId="024F8EB7" wp14:editId="2CBCB5F9">
+          <wp:extent cx="6061710" cy="1063625"/>
+          <wp:effectExtent l="0" t="0" r="0" b="3175"/>
+          <wp:docPr id="2005874815" name="Imagen 12" descr="Imagen que contiene Texto&#10;&#10;El contenido generado por IA puede ser incorrecto."/>
           <wp:cNvGraphicFramePr>
             <a:graphicFrameLocks xmlns:a="http://schemas.openxmlformats.org/drawingml/2006/main" noChangeAspect="1"/>
           </wp:cNvGraphicFramePr>
@@ -2486,7 +2492,7 @@
             <a:graphicData uri="http://schemas.openxmlformats.org/drawingml/2006/picture">
               <pic:pic xmlns:pic="http://schemas.openxmlformats.org/drawingml/2006/picture">
                 <pic:nvPicPr>
-                  <pic:cNvPr id="402592309" name="Imagen 402592309"/>
+                  <pic:cNvPr id="2005874815" name="Imagen 12" descr="Imagen que contiene Texto&#10;&#10;El contenido generado por IA puede ser incorrecto."/>
                   <pic:cNvPicPr/>
                 </pic:nvPicPr>
                 <pic:blipFill>
@@ -2504,97 +2510,7 @@
                 <pic:spPr>
                   <a:xfrm>
                     <a:off x="0" y="0"/>
-                    <a:ext cx="1398905" cy="1125855"/>
-                  </a:xfrm>
-                  <a:prstGeom prst="rect">
-                    <a:avLst/>
-                  </a:prstGeom>
-                </pic:spPr>
-              </pic:pic>
-            </a:graphicData>
-          </a:graphic>
-          <wp14:sizeRelH relativeFrom="margin">
-            <wp14:pctWidth>0</wp14:pctWidth>
-          </wp14:sizeRelH>
-          <wp14:sizeRelV relativeFrom="margin">
-            <wp14:pctHeight>0</wp14:pctHeight>
-          </wp14:sizeRelV>
-        </wp:anchor>
-      </w:drawing>
-    </w:r>
-    <w:r>
-      <w:rPr>
-        <w:rFonts w:ascii="Arial" w:hAnsi="Arial"/>
-        <w:noProof/>
-        <w:lang w:val="es-ES"/>
-      </w:rPr>
-      <w:tab/>
-    </w:r>
-  </w:p>
-  <w:p>
-    <w:pPr>
-      <w:pStyle w:val="Encabezado"/>
-      <w:tabs>
-        <w:tab w:val="center" w:pos="4773"/>
-        <w:tab w:val="left" w:pos="8844"/>
-      </w:tabs>
-      <w:jc w:val="right"/>
-      <w:rPr>
-        <w:rFonts w:ascii="Arial" w:hAnsi="Arial"/>
-        <w:noProof/>
-        <w:lang w:val="es-ES"/>
-      </w:rPr>
-    </w:pPr>
-  </w:p>
-  <w:p>
-    <w:pPr>
-      <w:pStyle w:val="Encabezado"/>
-      <w:tabs>
-        <w:tab w:val="center" w:pos="4773"/>
-        <w:tab w:val="left" w:pos="8844"/>
-      </w:tabs>
-      <w:rPr>
-        <w:rFonts w:ascii="Arial" w:hAnsi="Arial"/>
-        <w:noProof/>
-        <w:lang w:val="es-ES"/>
-      </w:rPr>
-    </w:pPr>
-    <w:r>
-      <w:rPr>
-        <w:noProof/>
-        <w:lang w:val="es-CO" w:eastAsia="es-CO"/>
-      </w:rPr>
-      <w:drawing>
-        <wp:inline distT="0" distB="0" distL="0" distR="0" wp14:anchorId="3B443336" wp14:editId="5D22E447">
-          <wp:extent cx="2399879" cy="447675"/>
-          <wp:effectExtent l="0" t="0" r="635" b="0"/>
-          <wp:docPr id="2047358069" name="Imagen 4" descr="Logotipo, nombre de la empresa&#10;&#10;El contenido generado por IA puede ser incorrecto."/>
-          <wp:cNvGraphicFramePr>
-            <a:graphicFrameLocks xmlns:a="http://schemas.openxmlformats.org/drawingml/2006/main" noChangeAspect="1"/>
-          </wp:cNvGraphicFramePr>
-          <a:graphic xmlns:a="http://schemas.openxmlformats.org/drawingml/2006/main">
-            <a:graphicData uri="http://schemas.openxmlformats.org/drawingml/2006/picture">
-              <pic:pic xmlns:pic="http://schemas.openxmlformats.org/drawingml/2006/picture">
-                <pic:nvPicPr>
-                  <pic:cNvPr id="2047358069" name="Imagen 4" descr="Logotipo, nombre de la empresa&#10;&#10;El contenido generado por IA puede ser incorrecto."/>
-                  <pic:cNvPicPr/>
-                </pic:nvPicPr>
-                <pic:blipFill>
-                  <a:blip r:embed="rId2">
-                    <a:extLst>
-                      <a:ext uri="{28A0092B-C50C-407E-A947-70E740481C1C}">
-                        <a14:useLocalDpi xmlns:a14="http://schemas.microsoft.com/office/drawing/2010/main" val="0"/>
-                      </a:ext>
-                    </a:extLst>
-                  </a:blip>
-                  <a:stretch>
-                    <a:fillRect/>
-                  </a:stretch>
-                </pic:blipFill>
-                <pic:spPr>
-                  <a:xfrm>
-                    <a:off x="0" y="0"/>
-                    <a:ext cx="2467234" cy="460239"/>
+                    <a:ext cx="6061710" cy="1063625"/>
                   </a:xfrm>
                   <a:prstGeom prst="rect">
                     <a:avLst/>
@@ -2612,6 +2528,43 @@
         <w:noProof/>
         <w:lang w:val="es-ES"/>
       </w:rPr>
+      <w:tab/>
+    </w:r>
+  </w:p>
+  <w:p>
+    <w:pPr>
+      <w:pStyle w:val="Encabezado"/>
+      <w:tabs>
+        <w:tab w:val="center" w:pos="4773"/>
+        <w:tab w:val="left" w:pos="8844"/>
+      </w:tabs>
+      <w:jc w:val="right"/>
+      <w:rPr>
+        <w:rFonts w:ascii="Arial" w:hAnsi="Arial"/>
+        <w:noProof/>
+        <w:lang w:val="es-ES"/>
+      </w:rPr>
+    </w:pPr>
+  </w:p>
+  <w:p>
+    <w:pPr>
+      <w:pStyle w:val="Encabezado"/>
+      <w:tabs>
+        <w:tab w:val="center" w:pos="4773"/>
+        <w:tab w:val="left" w:pos="8844"/>
+      </w:tabs>
+      <w:rPr>
+        <w:rFonts w:ascii="Arial" w:hAnsi="Arial"/>
+        <w:noProof/>
+        <w:lang w:val="es-ES"/>
+      </w:rPr>
+    </w:pPr>
+    <w:r>
+      <w:rPr>
+        <w:rFonts w:ascii="Arial" w:hAnsi="Arial"/>
+        <w:noProof/>
+        <w:lang w:val="es-ES"/>
+      </w:rPr>
       <w:t xml:space="preserve">         </w:t>
     </w:r>
   </w:p>
@@ -2629,7 +2582,7 @@
       </w:rPr>
     </w:pPr>
   </w:p>
-  <w:bookmarkEnd w:id="10"/>
+  <w:bookmarkEnd w:id="9"/>
   <w:p>
     <w:pPr>
       <w:pStyle w:val="Encabezado"/>
@@ -2702,6 +2655,16 @@
       </w:rPr>
       <w:tab/>
     </w:r>
+  </w:p>
+</w:hdr>
+</file>
+
+<file path=word/header3.xml><?xml version="1.0" encoding="utf-8"?>
+<w:hdr xmlns:wpc="http://schemas.microsoft.com/office/word/2010/wordprocessingCanvas" xmlns:cx="http://schemas.microsoft.com/office/drawing/2014/chartex" xmlns:cx1="http://schemas.microsoft.com/office/drawing/2015/9/8/chartex" xmlns:cx2="http://schemas.microsoft.com/office/drawing/2015/10/21/chartex" xmlns:cx3="http://schemas.microsoft.com/office/drawing/2016/5/9/chartex" xmlns:cx4="http://schemas.microsoft.com/office/drawing/2016/5/10/chartex" xmlns:cx5="http://schemas.microsoft.com/office/drawing/2016/5/11/chartex" xmlns:cx6="http://schemas.microsoft.com/office/drawing/2016/5/12/chartex" xmlns:cx7="http://schemas.microsoft.com/office/drawing/2016/5/13/chartex" xmlns:cx8="http://schemas.microsoft.com/office/drawing/2016/5/14/chartex" xmlns:mc="http://schemas.openxmlformats.org/markup-compatibility/2006" xmlns:aink="http://schemas.microsoft.com/office/drawing/2016/ink" xmlns:am3d="http://schemas.microsoft.com/office/drawing/2017/model3d" xmlns:o="urn:schemas-microsoft-com:office:office" xmlns:r="http://schemas.openxmlformats.org/officeDocument/2006/relationships" xmlns:m="http://schemas.openxmlformats.org/officeDocument/2006/math" xmlns:v="urn:schemas-microsoft-com:vml" xmlns:wp14="http://schemas.microsoft.com/office/word/2010/wordprocessingDrawing" xmlns:wp="http://schemas.openxmlformats.org/drawingml/2006/wordprocessingDrawing" xmlns:w10="urn:schemas-microsoft-com:office:word" xmlns:w="http://schemas.openxmlformats.org/wordprocessingml/2006/main" xmlns:w14="http://schemas.microsoft.com/office/word/2010/wordml" xmlns:w15="http://schemas.microsoft.com/office/word/2012/wordml" xmlns:w16cid="http://schemas.microsoft.com/office/word/2016/wordml/cid" xmlns:w16se="http://schemas.microsoft.com/office/word/2015/wordml/symex" xmlns:wpg="http://schemas.microsoft.com/office/word/2010/wordprocessingGroup" xmlns:wpi="http://schemas.microsoft.com/office/word/2010/wordprocessingInk" xmlns:wne="http://schemas.microsoft.com/office/word/2006/wordml" xmlns:wps="http://schemas.microsoft.com/office/word/2010/wordprocessingShape" mc:Ignorable="w14 w15 w16se w16cid wp14">
+  <w:p>
+    <w:pPr>
+      <w:pStyle w:val="Encabezado"/>
+    </w:pPr>
   </w:p>
 </w:hdr>
 </file>
@@ -2729,14 +2692,14 @@
         <v:path o:extrusionok="f" gradientshapeok="t" o:connecttype="rect"/>
         <o:lock v:ext="edit" aspectratio="t"/>
       </v:shapetype>
-      <v:shape id="_x0000_i1466" type="#_x0000_t75" style="width:12.75pt;height:12.75pt" o:bullet="t">
+      <v:shape id="_x0000_i1028" type="#_x0000_t75" style="width:14.4pt;height:14.4pt" o:bullet="t">
         <v:imagedata r:id="rId1" o:title="mso2D3D"/>
       </v:shape>
     </w:pict>
   </w:numPicBullet>
   <w:numPicBullet w:numPicBulletId="1">
     <w:pict>
-      <v:shape id="_x0000_i1467" type="#_x0000_t75" style="width:69pt;height:54pt" o:bullet="t">
+      <v:shape id="_x0000_i1029" type="#_x0000_t75" style="width:1in;height:50.4pt" o:bullet="t">
         <v:imagedata r:id="rId2" o:title="clip_image002"/>
       </v:shape>
     </w:pict>
@@ -9285,7 +9248,7 @@
 </file>
 
 <file path=customXml/itemProps1.xml><?xml version="1.0" encoding="utf-8"?>
-<ds:datastoreItem xmlns:ds="http://schemas.openxmlformats.org/officeDocument/2006/customXml" ds:itemID="{172EC795-F516-4B25-9E48-5B6C3F7655A4}">
+<ds:datastoreItem xmlns:ds="http://schemas.openxmlformats.org/officeDocument/2006/customXml" ds:itemID="{AF6A0CE1-6F09-4400-9E01-72731BB1D12B}">
   <ds:schemaRefs>
     <ds:schemaRef ds:uri="http://schemas.openxmlformats.org/officeDocument/2006/bibliography"/>
   </ds:schemaRefs>
